--- a/beta/gaad-outreach-list.docx
+++ b/beta/gaad-outreach-list.docx
@@ -7,7 +7,7 @@
         <w:pStyle w:val="Title"/>
       </w:pPr>
       <w:r>
-        <w:t>AMASAMYA — Gaad Outreach List</w:t>
+        <w:t>AMASAMYA - GAAD 2026 Outreach List</w:t>
       </w:r>
     </w:p>
     <w:p>
@@ -15,7 +15,7 @@
         <w:pStyle w:val="Heading1"/>
       </w:pPr>
       <w:r>
-        <w:t>AMASAMYA — GAAD 2026 Outreach List</w:t>
+        <w:t>AMASAMYA - GAAD 2026 Outreach List</w:t>
       </w:r>
     </w:p>
     <w:p>
@@ -35,7 +35,7 @@
     </w:p>
     <w:p>
       <w:r>
-        <w:t>contacts who reach out. Do not bulk-send — every row is a one-to-one</w:t>
+        <w:t>contacts who reach out. Do not bulk-send - every row is a one-to-one</w:t>
       </w:r>
     </w:p>
     <w:p>
@@ -200,7 +200,7 @@
     </w:p>
     <w:p>
       <w:r>
-        <w:t xml:space="preserve">  GitHub repo — never all three in one DM.</w:t>
+        <w:t xml:space="preserve">  GitHub repo - never all three in one DM.</w:t>
       </w:r>
     </w:p>
     <w:p>
@@ -668,7 +668,7 @@
           <w:p>
             <w:r/>
             <w:r>
-              <w:t>Mphasis Foundation — Inclusive Design</w:t>
+              <w:t>Mphasis Foundation - Inclusive Design</w:t>
             </w:r>
           </w:p>
         </w:tc>
@@ -1289,7 +1289,7 @@
           <w:p>
             <w:r/>
             <w:r>
-              <w:t>AMASAMYA audits EPUBs — natural fit for them</w:t>
+              <w:t>AMASAMYA audits EPUBs - natural fit for them</w:t>
             </w:r>
           </w:p>
         </w:tc>
@@ -1732,7 +1732,7 @@
         <w:t>N</w:t>
       </w:r>
       <w:r>
-        <w:t xml:space="preserve"> get dropped — do not</w:t>
+        <w:t xml:space="preserve"> get dropped - do not</w:t>
       </w:r>
     </w:p>
     <w:p>
@@ -1789,7 +1789,7 @@
     </w:p>
     <w:p>
       <w:r>
-        <w:t>"will check it out"), that is also a valid outcome — keep posting,</w:t>
+        <w:t>"will check it out"), that is also a valid outcome - keep posting,</w:t>
       </w:r>
     </w:p>
     <w:p>
